--- a/eng/docx/2.27.content.docx
+++ b/eng/docx/2.27.content.docx
@@ -459,7 +459,7 @@
       <w:r>
         <w:drawing>
           <wp:inline xmlns:a="http://schemas.openxmlformats.org/drawingml/2006/main" xmlns:pic="http://schemas.openxmlformats.org/drawingml/2006/picture">
-            <wp:extent cx="1463040" cy="976122"/>
+            <wp:extent cx="6096000" cy="4067175"/>
             <wp:docPr id="1" name="Picture 1"/>
             <wp:cNvGraphicFramePr>
               <a:graphicFrameLocks noChangeAspect="1"/>
@@ -480,7 +480,7 @@
                   <pic:spPr>
                     <a:xfrm>
                       <a:off x="0" y="0"/>
-                      <a:ext cx="1463040" cy="976122"/>
+                      <a:ext cx="6096000" cy="4067175"/>
                     </a:xfrm>
                     <a:prstGeom prst="rect"/>
                   </pic:spPr>
@@ -612,97 +612,9 @@
     </w:p>
     <w:p>
       <w:r>
-        <w:t>&lt;image: 9k=&gt;</w:t>
-      </w:r>
-    </w:p>
-    <w:p>
-      <w:pPr/>
-      <w:r>
-        <w:rPr>
-          <w:lang w:val="en_US" w:bidi="en_US"/>
-        </w:rPr>
-      </w:r>
-      <w:r>
-        <w:rPr>
-          <w:lang w:val="en_US" w:bidi="en_US"/>
-        </w:rPr>
-        <w:t>Vole (© Evan James Shymko (Wikimedia Commons))</w:t>
-      </w:r>
-      <w:r>
-        <w:rPr>
-          <w:b/>
-          <w:lang w:val="en_US" w:bidi="en_US"/>
-        </w:rPr>
-        <w:t>Levant Vole</w:t>
-      </w:r>
-      <w:r>
-        <w:rPr>
-          <w:i/>
-          <w:lang w:val="en_US" w:bidi="en_US"/>
-        </w:rPr>
-        <w:t>Microtus socialis guentheri</w:t>
-      </w:r>
-      <w:r>
-        <w:rPr>
-          <w:lang w:val="en_US" w:bidi="en_US"/>
-        </w:rPr>
-        <w:t>: Voles differ from small mice only in the shape of their cheek teeth so to most people they look just like mice. They are small grayish brown and have pale bellies. They feed on grass stalks and the stalks of grains such as wheat and barley. They are active day and night for about two or three hours at a time eating their own body weight and more each day. They also produce up to sixteen litters a year with up to twelve babies in a litter. Thus in a good season when there is plenty of food and cover in which to hide from predators their population explodes and this vast increase in numbers poses a very serious threat to crops. Of all mice these are the most destructive.</w:t>
-      </w:r>
-      <w:r>
-        <w:rPr>
-          <w:lang w:val="en_US" w:bidi="en_US"/>
-        </w:rPr>
-      </w:r>
-    </w:p>
-    <w:p>
-      <w:r>
-        <w:t>&lt;image: 2Q==&gt;</w:t>
-      </w:r>
-    </w:p>
-    <w:p>
-      <w:pPr/>
-      <w:r>
-        <w:rPr>
-          <w:lang w:val="en_US" w:bidi="en_US"/>
-        </w:rPr>
-      </w:r>
-      <w:r>
-        <w:rPr>
-          <w:lang w:val="en_US" w:bidi="en_US"/>
-        </w:rPr>
-        <w:t>Jerboa (© Elias Neideck (Wikimedia Commons))</w:t>
-      </w:r>
-      <w:r>
-        <w:rPr>
-          <w:b/>
-          <w:lang w:val="en_US" w:bidi="en_US"/>
-        </w:rPr>
-        <w:t>Lesser Jerboa</w:t>
-      </w:r>
-      <w:r>
-        <w:rPr>
-          <w:i/>
-          <w:lang w:val="en_US" w:bidi="en_US"/>
-        </w:rPr>
-        <w:t>Jaculus jaculus</w:t>
-      </w:r>
-      <w:r>
-        <w:rPr>
-          <w:lang w:val="en_US" w:bidi="en_US"/>
-        </w:rPr>
-        <w:t>: The scientific name means “jumper". Jerboas are slightly larger than most mice and have very long hind legs and very short front legs. They hop like kangaroos and are even known (erroneously) as “kangaroo rats". They have a long tail with a tuft at the end and this is used for balance when they hop. They live in desert and semidesert areas and are the color of sand. They are active only at night and have large eyes and ears to compensate for this. They feed on seeds and can go without water for long periods.</w:t>
-      </w:r>
-      <w:r>
-        <w:rPr>
-          <w:lang w:val="en_US" w:bidi="en_US"/>
-        </w:rPr>
-      </w:r>
-    </w:p>
-    <w:p>
-      <w:r>
         <w:drawing>
           <wp:inline xmlns:a="http://schemas.openxmlformats.org/drawingml/2006/main" xmlns:pic="http://schemas.openxmlformats.org/drawingml/2006/picture">
-            <wp:extent cx="6096000" cy="4720828"/>
+            <wp:extent cx="6096000" cy="4572000"/>
             <wp:docPr id="2" name="Picture 2"/>
             <wp:cNvGraphicFramePr>
               <a:graphicFrameLocks noChangeAspect="1"/>
@@ -723,7 +635,7 @@
                   <pic:spPr>
                     <a:xfrm>
                       <a:off x="0" y="0"/>
-                      <a:ext cx="6096000" cy="4720828"/>
+                      <a:ext cx="6096000" cy="4572000"/>
                     </a:xfrm>
                     <a:prstGeom prst="rect"/>
                   </pic:spPr>
@@ -745,37 +657,27 @@
         <w:rPr>
           <w:lang w:val="en_US" w:bidi="en_US"/>
         </w:rPr>
-        <w:t>Gerbil (Pixabay)</w:t>
+        <w:t>Vole (© Evan James Shymko (Wikimedia Commons))</w:t>
       </w:r>
       <w:r>
         <w:rPr>
           <w:b/>
           <w:lang w:val="en_US" w:bidi="en_US"/>
         </w:rPr>
-        <w:t>Palestinian Gerbil</w:t>
+        <w:t>Levant Vole</w:t>
       </w:r>
       <w:r>
         <w:rPr>
           <w:i/>
           <w:lang w:val="en_US" w:bidi="en_US"/>
         </w:rPr>
-        <w:t>Gerbillus andersoni allenbyi</w:t>
-      </w:r>
-      <w:r>
-        <w:rPr>
-          <w:lang w:val="en_US" w:bidi="en_US"/>
-        </w:rPr>
-        <w:t>: Gerbils are very similar to jerboas but are smaller. When alarmed they can move very fast covering up to 3 meters (10 feet) with each leap. Although called “sand rats” or “desert rats", they are actually not rats at all in the strict sense of the word.</w:t>
-      </w:r>
-      <w:r>
-        <w:rPr>
-          <w:lang w:val="en_US" w:bidi="en_US"/>
-        </w:rPr>
-      </w:r>
-      <w:r>
-        <w:rPr>
-          <w:lang w:val="en_US" w:bidi="en_US"/>
-        </w:rPr>
+        <w:t>Microtus socialis guentheri</w:t>
+      </w:r>
+      <w:r>
+        <w:rPr>
+          <w:lang w:val="en_US" w:bidi="en_US"/>
+        </w:rPr>
+        <w:t>: Voles differ from small mice only in the shape of their cheek teeth so to most people they look just like mice. They are small grayish brown and have pale bellies. They feed on grass stalks and the stalks of grains such as wheat and barley. They are active day and night for about two or three hours at a time eating their own body weight and more each day. They also produce up to sixteen litters a year with up to twelve babies in a litter. Thus in a good season when there is plenty of food and cover in which to hide from predators their population explodes and this vast increase in numbers poses a very serious threat to crops. Of all mice these are the most destructive.</w:t>
       </w:r>
       <w:r>
         <w:rPr>
@@ -787,7 +689,7 @@
       <w:r>
         <w:drawing>
           <wp:inline xmlns:a="http://schemas.openxmlformats.org/drawingml/2006/main" xmlns:pic="http://schemas.openxmlformats.org/drawingml/2006/picture">
-            <wp:extent cx="6096000" cy="4324350"/>
+            <wp:extent cx="6096000" cy="3449320"/>
             <wp:docPr id="3" name="Picture 3"/>
             <wp:cNvGraphicFramePr>
               <a:graphicFrameLocks noChangeAspect="1"/>
@@ -808,6 +710,166 @@
                   <pic:spPr>
                     <a:xfrm>
                       <a:off x="0" y="0"/>
+                      <a:ext cx="6096000" cy="3449320"/>
+                    </a:xfrm>
+                    <a:prstGeom prst="rect"/>
+                  </pic:spPr>
+                </pic:pic>
+              </a:graphicData>
+            </a:graphic>
+          </wp:inline>
+        </w:drawing>
+      </w:r>
+    </w:p>
+    <w:p>
+      <w:pPr/>
+      <w:r>
+        <w:rPr>
+          <w:lang w:val="en_US" w:bidi="en_US"/>
+        </w:rPr>
+      </w:r>
+      <w:r>
+        <w:rPr>
+          <w:lang w:val="en_US" w:bidi="en_US"/>
+        </w:rPr>
+        <w:t>Jerboa (© Elias Neideck (Wikimedia Commons))</w:t>
+      </w:r>
+      <w:r>
+        <w:rPr>
+          <w:b/>
+          <w:lang w:val="en_US" w:bidi="en_US"/>
+        </w:rPr>
+        <w:t>Lesser Jerboa</w:t>
+      </w:r>
+      <w:r>
+        <w:rPr>
+          <w:i/>
+          <w:lang w:val="en_US" w:bidi="en_US"/>
+        </w:rPr>
+        <w:t>Jaculus jaculus</w:t>
+      </w:r>
+      <w:r>
+        <w:rPr>
+          <w:lang w:val="en_US" w:bidi="en_US"/>
+        </w:rPr>
+        <w:t>: The scientific name means “jumper". Jerboas are slightly larger than most mice and have very long hind legs and very short front legs. They hop like kangaroos and are even known (erroneously) as “kangaroo rats". They have a long tail with a tuft at the end and this is used for balance when they hop. They live in desert and semidesert areas and are the color of sand. They are active only at night and have large eyes and ears to compensate for this. They feed on seeds and can go without water for long periods.</w:t>
+      </w:r>
+      <w:r>
+        <w:rPr>
+          <w:lang w:val="en_US" w:bidi="en_US"/>
+        </w:rPr>
+      </w:r>
+    </w:p>
+    <w:p>
+      <w:r>
+        <w:drawing>
+          <wp:inline xmlns:a="http://schemas.openxmlformats.org/drawingml/2006/main" xmlns:pic="http://schemas.openxmlformats.org/drawingml/2006/picture">
+            <wp:extent cx="6096000" cy="4720828"/>
+            <wp:docPr id="4" name="Picture 4"/>
+            <wp:cNvGraphicFramePr>
+              <a:graphicFrameLocks noChangeAspect="1"/>
+            </wp:cNvGraphicFramePr>
+            <a:graphic>
+              <a:graphicData uri="http://schemas.openxmlformats.org/drawingml/2006/picture">
+                <pic:pic>
+                  <pic:nvPicPr>
+                    <pic:cNvPr id="0" name="image.jpg"/>
+                    <pic:cNvPicPr/>
+                  </pic:nvPicPr>
+                  <pic:blipFill>
+                    <a:blip r:embed="rId23"/>
+                    <a:stretch>
+                      <a:fillRect/>
+                    </a:stretch>
+                  </pic:blipFill>
+                  <pic:spPr>
+                    <a:xfrm>
+                      <a:off x="0" y="0"/>
+                      <a:ext cx="6096000" cy="4720828"/>
+                    </a:xfrm>
+                    <a:prstGeom prst="rect"/>
+                  </pic:spPr>
+                </pic:pic>
+              </a:graphicData>
+            </a:graphic>
+          </wp:inline>
+        </w:drawing>
+      </w:r>
+    </w:p>
+    <w:p>
+      <w:pPr/>
+      <w:r>
+        <w:rPr>
+          <w:lang w:val="en_US" w:bidi="en_US"/>
+        </w:rPr>
+      </w:r>
+      <w:r>
+        <w:rPr>
+          <w:lang w:val="en_US" w:bidi="en_US"/>
+        </w:rPr>
+        <w:t>Gerbil (Pixabay)</w:t>
+      </w:r>
+      <w:r>
+        <w:rPr>
+          <w:b/>
+          <w:lang w:val="en_US" w:bidi="en_US"/>
+        </w:rPr>
+        <w:t>Palestinian Gerbil</w:t>
+      </w:r>
+      <w:r>
+        <w:rPr>
+          <w:i/>
+          <w:lang w:val="en_US" w:bidi="en_US"/>
+        </w:rPr>
+        <w:t>Gerbillus andersoni allenbyi</w:t>
+      </w:r>
+      <w:r>
+        <w:rPr>
+          <w:lang w:val="en_US" w:bidi="en_US"/>
+        </w:rPr>
+        <w:t>: Gerbils are very similar to jerboas but are smaller. When alarmed they can move very fast covering up to 3 meters (10 feet) with each leap. Although called “sand rats” or “desert rats", they are actually not rats at all in the strict sense of the word.</w:t>
+      </w:r>
+      <w:r>
+        <w:rPr>
+          <w:lang w:val="en_US" w:bidi="en_US"/>
+        </w:rPr>
+      </w:r>
+      <w:r>
+        <w:rPr>
+          <w:lang w:val="en_US" w:bidi="en_US"/>
+        </w:rPr>
+      </w:r>
+      <w:r>
+        <w:rPr>
+          <w:lang w:val="en_US" w:bidi="en_US"/>
+        </w:rPr>
+      </w:r>
+    </w:p>
+    <w:p>
+      <w:r>
+        <w:drawing>
+          <wp:inline xmlns:a="http://schemas.openxmlformats.org/drawingml/2006/main" xmlns:pic="http://schemas.openxmlformats.org/drawingml/2006/picture">
+            <wp:extent cx="6096000" cy="4324350"/>
+            <wp:docPr id="5" name="Picture 5"/>
+            <wp:cNvGraphicFramePr>
+              <a:graphicFrameLocks noChangeAspect="1"/>
+            </wp:cNvGraphicFramePr>
+            <a:graphic>
+              <a:graphicData uri="http://schemas.openxmlformats.org/drawingml/2006/picture">
+                <pic:pic>
+                  <pic:nvPicPr>
+                    <pic:cNvPr id="0" name="image.jpg"/>
+                    <pic:cNvPicPr/>
+                  </pic:nvPicPr>
+                  <pic:blipFill>
+                    <a:blip r:embed="rId24"/>
+                    <a:stretch>
+                      <a:fillRect/>
+                    </a:stretch>
+                  </pic:blipFill>
+                  <pic:spPr>
+                    <a:xfrm>
+                      <a:off x="0" y="0"/>
                       <a:ext cx="6096000" cy="4324350"/>
                     </a:xfrm>
                     <a:prstGeom prst="rect"/>
@@ -1081,7 +1143,7 @@
           <w:lang w:val="en_US" w:bidi="en_US"/>
         </w:rPr>
       </w:r>
-      <w:hyperlink r:id="rId23">
+      <w:hyperlink r:id="rId25">
         <w:r>
           <w:rPr>
             <w:lang w:val="en_US" w:bidi="en_US"/>
@@ -1214,7 +1276,7 @@
         </w:rPr>
         <w:t xml:space="preserve">If the Septuagint reading is accepted, two possible interpretations exist. If the two plagues are taken as being associated closely, that is, that the tumors were linked to the rats and the plague was bubonic plague, then the translation rats is the proper one here and in </w:t>
       </w:r>
-      <w:hyperlink r:id="rId24">
+      <w:hyperlink r:id="rId26">
         <w:r>
           <w:rPr>
             <w:lang w:val="en_US" w:bidi="en_US"/>
